--- a/eng/docx/014.content.docx
+++ b/eng/docx/014.content.docx
@@ -19,7 +19,7 @@
         <w:rPr>
           <w:lang w:val="en_US" w:bidi="en_US"/>
         </w:rPr>
-        <w:t>Resource: Tyndale Open Study Notes</w:t>
+        <w:t>Resource: Aquifer Open Study Notes (Profiles)</w:t>
       </w:r>
       <w:r>
         <w:rPr>
@@ -112,7 +112,7 @@
         <w:rPr>
           <w:lang w:val="en_US" w:bidi="en_US"/>
         </w:rPr>
-        <w:t>Tyndale Open Study Notes</w:t>
+        <w:t>Aquifer Open Study Notes (Profiles)</w:t>
       </w:r>
     </w:p>
     <w:p>

--- a/eng/docx/014.content.docx
+++ b/eng/docx/014.content.docx
@@ -233,18 +233,12 @@
         </w:rPr>
         <w:t>Rachel was Laban's younger daughter. She was beautiful, and Jacob loved her more than his other wives. He first met her when he arrived at Paddan-aram in Haran. He helped her remove the stone from a well and watered her father’s sheep (</w:t>
       </w:r>
-      <w:hyperlink r:id="rId13">
-        <w:r>
-          <w:rPr>
-            <w:lang w:val="en_US" w:bidi="en_US"/>
-          </w:rPr>
-          <w:rPr>
-            <w:color w:val="0000EE"/>
-            <w:u w:val="single"/>
-          </w:rPr>
-          <w:t>Genesis 29:10</w:t>
-        </w:r>
-      </w:hyperlink>
+      <w:r>
+        <w:rPr>
+          <w:lang w:val="en_US" w:bidi="en_US"/>
+        </w:rPr>
+        <w:t>Genesis 29:10</w:t>
+      </w:r>
       <w:r>
         <w:rPr>
           <w:lang w:val="en_US" w:bidi="en_US"/>
@@ -265,72 +259,48 @@
         </w:rPr>
         <w:t>Laban tricked Jacob into marrying Leah, his older and less attractive daughter, before allowing him to marry Rachel. Unlike Leah, Rachel could not have children at first (</w:t>
       </w:r>
-      <w:hyperlink r:id="rId14">
-        <w:r>
-          <w:rPr>
-            <w:lang w:val="en_US" w:bidi="en_US"/>
-          </w:rPr>
-          <w:rPr>
-            <w:color w:val="0000EE"/>
-            <w:u w:val="single"/>
-          </w:rPr>
-          <w:t>Genesis 29:31</w:t>
-        </w:r>
-      </w:hyperlink>
+      <w:r>
+        <w:rPr>
+          <w:lang w:val="en_US" w:bidi="en_US"/>
+        </w:rPr>
+        <w:t>Genesis 29:31</w:t>
+      </w:r>
       <w:r>
         <w:rPr>
           <w:lang w:val="en_US" w:bidi="en_US"/>
         </w:rPr>
         <w:t xml:space="preserve">; </w:t>
       </w:r>
-      <w:hyperlink r:id="rId15">
-        <w:r>
-          <w:rPr>
-            <w:lang w:val="en_US" w:bidi="en_US"/>
-          </w:rPr>
-          <w:rPr>
-            <w:color w:val="0000EE"/>
-            <w:u w:val="single"/>
-          </w:rPr>
-          <w:t>30:1</w:t>
-        </w:r>
-      </w:hyperlink>
+      <w:r>
+        <w:rPr>
+          <w:lang w:val="en_US" w:bidi="en_US"/>
+        </w:rPr>
+        <w:t>30:1</w:t>
+      </w:r>
       <w:r>
         <w:rPr>
           <w:lang w:val="en_US" w:bidi="en_US"/>
         </w:rPr>
         <w:t>). She gave her servant Bilhah to Jacob to have children for her, resulting in the births of Dan and Naphtali (</w:t>
       </w:r>
-      <w:hyperlink r:id="rId16">
-        <w:r>
-          <w:rPr>
-            <w:lang w:val="en_US" w:bidi="en_US"/>
-          </w:rPr>
-          <w:rPr>
-            <w:color w:val="0000EE"/>
-            <w:u w:val="single"/>
-          </w:rPr>
-          <w:t>Genesis 30:3–8</w:t>
-        </w:r>
-      </w:hyperlink>
+      <w:r>
+        <w:rPr>
+          <w:lang w:val="en_US" w:bidi="en_US"/>
+        </w:rPr>
+        <w:t>Genesis 30:3–8</w:t>
+      </w:r>
       <w:r>
         <w:rPr>
           <w:lang w:val="en_US" w:bidi="en_US"/>
         </w:rPr>
         <w:t>). Eventually, Rachel became pregnant and gave birth to Joseph (</w:t>
       </w:r>
-      <w:hyperlink r:id="rId17">
-        <w:r>
-          <w:rPr>
-            <w:lang w:val="en_US" w:bidi="en_US"/>
-          </w:rPr>
-          <w:rPr>
-            <w:color w:val="0000EE"/>
-            <w:u w:val="single"/>
-          </w:rPr>
-          <w:t>Genesis 30:22–24</w:t>
-        </w:r>
-      </w:hyperlink>
+      <w:r>
+        <w:rPr>
+          <w:lang w:val="en_US" w:bidi="en_US"/>
+        </w:rPr>
+        <w:t>Genesis 30:22–24</w:t>
+      </w:r>
       <w:r>
         <w:rPr>
           <w:lang w:val="en_US" w:bidi="en_US"/>
@@ -351,90 +321,60 @@
         </w:rPr>
         <w:t>Between Bethel and Bethlehem, Rachel died while giving birth to Benjamin (</w:t>
       </w:r>
-      <w:hyperlink r:id="rId18">
-        <w:r>
-          <w:rPr>
-            <w:lang w:val="en_US" w:bidi="en_US"/>
-          </w:rPr>
-          <w:rPr>
-            <w:color w:val="0000EE"/>
-            <w:u w:val="single"/>
-          </w:rPr>
-          <w:t>Genesis 35:16–20</w:t>
-        </w:r>
-      </w:hyperlink>
+      <w:r>
+        <w:rPr>
+          <w:lang w:val="en_US" w:bidi="en_US"/>
+        </w:rPr>
+        <w:t>Genesis 35:16–20</w:t>
+      </w:r>
       <w:r>
         <w:rPr>
           <w:lang w:val="en_US" w:bidi="en_US"/>
         </w:rPr>
         <w:t>). Jacob set up a pillar over her tomb, which remained a landmark even during Saul’s time (</w:t>
       </w:r>
-      <w:hyperlink r:id="rId19">
-        <w:r>
-          <w:rPr>
-            <w:lang w:val="en_US" w:bidi="en_US"/>
-          </w:rPr>
-          <w:rPr>
-            <w:color w:val="0000EE"/>
-            <w:u w:val="single"/>
-          </w:rPr>
-          <w:t>1 Samuel 10:2</w:t>
-        </w:r>
-      </w:hyperlink>
+      <w:r>
+        <w:rPr>
+          <w:lang w:val="en_US" w:bidi="en_US"/>
+        </w:rPr>
+        <w:t>1 Samuel 10:2</w:t>
+      </w:r>
       <w:r>
         <w:rPr>
           <w:lang w:val="en_US" w:bidi="en_US"/>
         </w:rPr>
         <w:t>). Rachel and Leah are respected for building up the house of Israel (</w:t>
       </w:r>
-      <w:hyperlink r:id="rId20">
-        <w:r>
-          <w:rPr>
-            <w:lang w:val="en_US" w:bidi="en_US"/>
-          </w:rPr>
-          <w:rPr>
-            <w:color w:val="0000EE"/>
-            <w:u w:val="single"/>
-          </w:rPr>
-          <w:t>Ruth 4:11</w:t>
-        </w:r>
-      </w:hyperlink>
+      <w:r>
+        <w:rPr>
+          <w:lang w:val="en_US" w:bidi="en_US"/>
+        </w:rPr>
+        <w:t>Ruth 4:11</w:t>
+      </w:r>
       <w:r>
         <w:rPr>
           <w:lang w:val="en_US" w:bidi="en_US"/>
         </w:rPr>
         <w:t xml:space="preserve">). In </w:t>
       </w:r>
-      <w:hyperlink r:id="rId21">
-        <w:r>
-          <w:rPr>
-            <w:lang w:val="en_US" w:bidi="en_US"/>
-          </w:rPr>
-          <w:rPr>
-            <w:color w:val="0000EE"/>
-            <w:u w:val="single"/>
-          </w:rPr>
-          <w:t>Jeremiah 31:15</w:t>
-        </w:r>
-      </w:hyperlink>
+      <w:r>
+        <w:rPr>
+          <w:lang w:val="en_US" w:bidi="en_US"/>
+        </w:rPr>
+        <w:t>Jeremiah 31:15</w:t>
+      </w:r>
       <w:r>
         <w:rPr>
           <w:lang w:val="en_US" w:bidi="en_US"/>
         </w:rPr>
         <w:t>, Rachel is shown crying for her children taken into captivity. Matthew refers to Jeremiah’s words during Herod’s killing of male infants around Bethlehem shortly after Jesus’s birth (</w:t>
       </w:r>
-      <w:hyperlink r:id="rId22">
-        <w:r>
-          <w:rPr>
-            <w:lang w:val="en_US" w:bidi="en_US"/>
-          </w:rPr>
-          <w:rPr>
-            <w:color w:val="0000EE"/>
-            <w:u w:val="single"/>
-          </w:rPr>
-          <w:t>Matthew 2:16–18</w:t>
-        </w:r>
-      </w:hyperlink>
+      <w:r>
+        <w:rPr>
+          <w:lang w:val="en_US" w:bidi="en_US"/>
+        </w:rPr>
+        <w:t>Matthew 2:16–18</w:t>
+      </w:r>
       <w:r>
         <w:rPr>
           <w:lang w:val="en_US" w:bidi="en_US"/>
@@ -464,198 +404,132 @@
           <w:lang w:val="en_US" w:bidi="en_US"/>
         </w:rPr>
       </w:r>
-      <w:hyperlink r:id="rId23">
-        <w:r>
-          <w:rPr>
-            <w:lang w:val="en_US" w:bidi="en_US"/>
-          </w:rPr>
-          <w:rPr>
-            <w:color w:val="0000EE"/>
-            <w:u w:val="single"/>
-          </w:rPr>
-          <w:t>Genesis 29:6–30:24</w:t>
-        </w:r>
-      </w:hyperlink>
+      <w:r>
+        <w:rPr>
+          <w:lang w:val="en_US" w:bidi="en_US"/>
+        </w:rPr>
+        <w:t>Genesis 29:6–30:24</w:t>
+      </w:r>
       <w:r>
         <w:rPr>
           <w:lang w:val="en_US" w:bidi="en_US"/>
         </w:rPr>
         <w:t xml:space="preserve">; </w:t>
       </w:r>
-      <w:hyperlink r:id="rId24">
-        <w:r>
-          <w:rPr>
-            <w:lang w:val="en_US" w:bidi="en_US"/>
-          </w:rPr>
-          <w:rPr>
-            <w:color w:val="0000EE"/>
-            <w:u w:val="single"/>
-          </w:rPr>
-          <w:t>31:4–19</w:t>
-        </w:r>
-      </w:hyperlink>
+      <w:r>
+        <w:rPr>
+          <w:lang w:val="en_US" w:bidi="en_US"/>
+        </w:rPr>
+        <w:t>31:4–19</w:t>
+      </w:r>
       <w:r>
         <w:rPr>
           <w:lang w:val="en_US" w:bidi="en_US"/>
         </w:rPr>
         <w:t xml:space="preserve">, </w:t>
       </w:r>
-      <w:hyperlink r:id="rId25">
-        <w:r>
-          <w:rPr>
-            <w:lang w:val="en_US" w:bidi="en_US"/>
-          </w:rPr>
-          <w:rPr>
-            <w:color w:val="0000EE"/>
-            <w:u w:val="single"/>
-          </w:rPr>
-          <w:t>31–35</w:t>
-        </w:r>
-      </w:hyperlink>
+      <w:r>
+        <w:rPr>
+          <w:lang w:val="en_US" w:bidi="en_US"/>
+        </w:rPr>
+        <w:t>31–35</w:t>
+      </w:r>
       <w:r>
         <w:rPr>
           <w:lang w:val="en_US" w:bidi="en_US"/>
         </w:rPr>
         <w:t xml:space="preserve">; </w:t>
       </w:r>
-      <w:hyperlink r:id="rId26">
-        <w:r>
-          <w:rPr>
-            <w:lang w:val="en_US" w:bidi="en_US"/>
-          </w:rPr>
-          <w:rPr>
-            <w:color w:val="0000EE"/>
-            <w:u w:val="single"/>
-          </w:rPr>
-          <w:t>33:1–7</w:t>
-        </w:r>
-      </w:hyperlink>
+      <w:r>
+        <w:rPr>
+          <w:lang w:val="en_US" w:bidi="en_US"/>
+        </w:rPr>
+        <w:t>33:1–7</w:t>
+      </w:r>
       <w:r>
         <w:rPr>
           <w:lang w:val="en_US" w:bidi="en_US"/>
         </w:rPr>
         <w:t xml:space="preserve">; </w:t>
       </w:r>
-      <w:hyperlink r:id="rId18">
-        <w:r>
-          <w:rPr>
-            <w:lang w:val="en_US" w:bidi="en_US"/>
-          </w:rPr>
-          <w:rPr>
-            <w:color w:val="0000EE"/>
-            <w:u w:val="single"/>
-          </w:rPr>
-          <w:t>35:16–20</w:t>
-        </w:r>
-      </w:hyperlink>
+      <w:r>
+        <w:rPr>
+          <w:lang w:val="en_US" w:bidi="en_US"/>
+        </w:rPr>
+        <w:t>35:16–20</w:t>
+      </w:r>
       <w:r>
         <w:rPr>
           <w:lang w:val="en_US" w:bidi="en_US"/>
         </w:rPr>
         <w:t xml:space="preserve">; </w:t>
       </w:r>
-      <w:hyperlink r:id="rId27">
-        <w:r>
-          <w:rPr>
-            <w:lang w:val="en_US" w:bidi="en_US"/>
-          </w:rPr>
-          <w:rPr>
-            <w:color w:val="0000EE"/>
-            <w:u w:val="single"/>
-          </w:rPr>
-          <w:t>46:19–22</w:t>
-        </w:r>
-      </w:hyperlink>
+      <w:r>
+        <w:rPr>
+          <w:lang w:val="en_US" w:bidi="en_US"/>
+        </w:rPr>
+        <w:t>46:19–22</w:t>
+      </w:r>
       <w:r>
         <w:rPr>
           <w:lang w:val="en_US" w:bidi="en_US"/>
         </w:rPr>
         <w:t xml:space="preserve">; </w:t>
       </w:r>
-      <w:hyperlink r:id="rId28">
-        <w:r>
-          <w:rPr>
-            <w:lang w:val="en_US" w:bidi="en_US"/>
-          </w:rPr>
-          <w:rPr>
-            <w:color w:val="0000EE"/>
-            <w:u w:val="single"/>
-          </w:rPr>
-          <w:t>48:7</w:t>
-        </w:r>
-      </w:hyperlink>
+      <w:r>
+        <w:rPr>
+          <w:lang w:val="en_US" w:bidi="en_US"/>
+        </w:rPr>
+        <w:t>48:7</w:t>
+      </w:r>
       <w:r>
         <w:rPr>
           <w:lang w:val="en_US" w:bidi="en_US"/>
         </w:rPr>
         <w:t xml:space="preserve">; </w:t>
       </w:r>
-      <w:hyperlink r:id="rId20">
-        <w:r>
-          <w:rPr>
-            <w:lang w:val="en_US" w:bidi="en_US"/>
-          </w:rPr>
-          <w:rPr>
-            <w:color w:val="0000EE"/>
-            <w:u w:val="single"/>
-          </w:rPr>
-          <w:t>Ruth 4:11</w:t>
-        </w:r>
-      </w:hyperlink>
+      <w:r>
+        <w:rPr>
+          <w:lang w:val="en_US" w:bidi="en_US"/>
+        </w:rPr>
+        <w:t>Ruth 4:11</w:t>
+      </w:r>
       <w:r>
         <w:rPr>
           <w:lang w:val="en_US" w:bidi="en_US"/>
         </w:rPr>
         <w:t xml:space="preserve">; </w:t>
       </w:r>
-      <w:hyperlink r:id="rId19">
-        <w:r>
-          <w:rPr>
-            <w:lang w:val="en_US" w:bidi="en_US"/>
-          </w:rPr>
-          <w:rPr>
-            <w:color w:val="0000EE"/>
-            <w:u w:val="single"/>
-          </w:rPr>
-          <w:t>1 Samuel 10:2</w:t>
-        </w:r>
-      </w:hyperlink>
+      <w:r>
+        <w:rPr>
+          <w:lang w:val="en_US" w:bidi="en_US"/>
+        </w:rPr>
+        <w:t>1 Samuel 10:2</w:t>
+      </w:r>
       <w:r>
         <w:rPr>
           <w:lang w:val="en_US" w:bidi="en_US"/>
         </w:rPr>
         <w:t xml:space="preserve">; </w:t>
       </w:r>
-      <w:hyperlink r:id="rId21">
-        <w:r>
-          <w:rPr>
-            <w:lang w:val="en_US" w:bidi="en_US"/>
-          </w:rPr>
-          <w:rPr>
-            <w:color w:val="0000EE"/>
-            <w:u w:val="single"/>
-          </w:rPr>
-          <w:t>Jeremiah 31:15</w:t>
-        </w:r>
-      </w:hyperlink>
+      <w:r>
+        <w:rPr>
+          <w:lang w:val="en_US" w:bidi="en_US"/>
+        </w:rPr>
+        <w:t>Jeremiah 31:15</w:t>
+      </w:r>
       <w:r>
         <w:rPr>
           <w:lang w:val="en_US" w:bidi="en_US"/>
         </w:rPr>
         <w:t xml:space="preserve">; </w:t>
       </w:r>
-      <w:hyperlink r:id="rId29">
-        <w:r>
-          <w:rPr>
-            <w:lang w:val="en_US" w:bidi="en_US"/>
-          </w:rPr>
-          <w:rPr>
-            <w:color w:val="0000EE"/>
-            <w:u w:val="single"/>
-          </w:rPr>
-          <w:t>Matthew 2:18</w:t>
-        </w:r>
-      </w:hyperlink>
+      <w:r>
+        <w:rPr>
+          <w:lang w:val="en_US" w:bidi="en_US"/>
+        </w:rPr>
+        <w:t>Matthew 2:18</w:t>
+      </w:r>
       <w:r>
         <w:rPr>
           <w:lang w:val="en_US" w:bidi="en_US"/>
@@ -732,18 +606,12 @@
         </w:rPr>
         <w:t>Rahab's agreement with the scouts was a strong statement of faith in Yahweh, the God of Israel (</w:t>
       </w:r>
-      <w:hyperlink r:id="rId30">
-        <w:r>
-          <w:rPr>
-            <w:lang w:val="en_US" w:bidi="en_US"/>
-          </w:rPr>
-          <w:rPr>
-            <w:color w:val="0000EE"/>
-            <w:u w:val="single"/>
-          </w:rPr>
-          <w:t>Joshua 2:8–21</w:t>
-        </w:r>
-      </w:hyperlink>
+      <w:r>
+        <w:rPr>
+          <w:lang w:val="en_US" w:bidi="en_US"/>
+        </w:rPr>
+        <w:t>Joshua 2:8–21</w:t>
+      </w:r>
       <w:r>
         <w:rPr>
           <w:lang w:val="en_US" w:bidi="en_US"/>
@@ -762,18 +630,12 @@
         </w:rPr>
         <w:t>" (</w:t>
       </w:r>
-      <w:hyperlink r:id="rId31">
-        <w:r>
-          <w:rPr>
-            <w:lang w:val="en_US" w:bidi="en_US"/>
-          </w:rPr>
-          <w:rPr>
-            <w:color w:val="0000EE"/>
-            <w:u w:val="single"/>
-          </w:rPr>
-          <w:t>Joshua 2:11</w:t>
-        </w:r>
-      </w:hyperlink>
+      <w:r>
+        <w:rPr>
+          <w:lang w:val="en_US" w:bidi="en_US"/>
+        </w:rPr>
+        <w:t>Joshua 2:11</w:t>
+      </w:r>
       <w:r>
         <w:rPr>
           <w:lang w:val="en_US" w:bidi="en_US"/>
@@ -794,90 +656,60 @@
         </w:rPr>
         <w:t>After Joshua conquered Jericho, Rahab married Salmon from the tribe of Judah. She had a son named Boaz (</w:t>
       </w:r>
-      <w:hyperlink r:id="rId32">
-        <w:r>
-          <w:rPr>
-            <w:lang w:val="en_US" w:bidi="en_US"/>
-          </w:rPr>
-          <w:rPr>
-            <w:color w:val="0000EE"/>
-            <w:u w:val="single"/>
-          </w:rPr>
-          <w:t>Ruth 4:21</w:t>
-        </w:r>
-      </w:hyperlink>
+      <w:r>
+        <w:rPr>
+          <w:lang w:val="en_US" w:bidi="en_US"/>
+        </w:rPr>
+        <w:t>Ruth 4:21</w:t>
+      </w:r>
       <w:r>
         <w:rPr>
           <w:lang w:val="en_US" w:bidi="en_US"/>
         </w:rPr>
         <w:t xml:space="preserve">; </w:t>
       </w:r>
-      <w:hyperlink r:id="rId33">
-        <w:r>
-          <w:rPr>
-            <w:lang w:val="en_US" w:bidi="en_US"/>
-          </w:rPr>
-          <w:rPr>
-            <w:color w:val="0000EE"/>
-            <w:u w:val="single"/>
-          </w:rPr>
-          <w:t>Matthew 1:5</w:t>
-        </w:r>
-      </w:hyperlink>
+      <w:r>
+        <w:rPr>
+          <w:lang w:val="en_US" w:bidi="en_US"/>
+        </w:rPr>
+        <w:t>Matthew 1:5</w:t>
+      </w:r>
       <w:r>
         <w:rPr>
           <w:lang w:val="en_US" w:bidi="en_US"/>
         </w:rPr>
         <w:t>). Rahab became Ruth's mother-in-law, another foreign woman who joined Israel. Rahab was also King David's great-great-grandmother. She is listed with Moses, David, Samson, and Samuel as an example of faith shown through good deeds (</w:t>
       </w:r>
-      <w:hyperlink r:id="rId34">
-        <w:r>
-          <w:rPr>
-            <w:lang w:val="en_US" w:bidi="en_US"/>
-          </w:rPr>
-          <w:rPr>
-            <w:color w:val="0000EE"/>
-            <w:u w:val="single"/>
-          </w:rPr>
-          <w:t>Hebrews 11:31</w:t>
-        </w:r>
-      </w:hyperlink>
+      <w:r>
+        <w:rPr>
+          <w:lang w:val="en_US" w:bidi="en_US"/>
+        </w:rPr>
+        <w:t>Hebrews 11:31</w:t>
+      </w:r>
       <w:r>
         <w:rPr>
           <w:lang w:val="en_US" w:bidi="en_US"/>
         </w:rPr>
         <w:t xml:space="preserve">; </w:t>
       </w:r>
-      <w:hyperlink r:id="rId35">
-        <w:r>
-          <w:rPr>
-            <w:lang w:val="en_US" w:bidi="en_US"/>
-          </w:rPr>
-          <w:rPr>
-            <w:color w:val="0000EE"/>
-            <w:u w:val="single"/>
-          </w:rPr>
-          <w:t>James 2:25</w:t>
-        </w:r>
-      </w:hyperlink>
+      <w:r>
+        <w:rPr>
+          <w:lang w:val="en_US" w:bidi="en_US"/>
+        </w:rPr>
+        <w:t>James 2:25</w:t>
+      </w:r>
       <w:r>
         <w:rPr>
           <w:lang w:val="en_US" w:bidi="en_US"/>
         </w:rPr>
         <w:t>). Rahab is one of five women, including Mary, mentioned in Matthew's genealogy of Jesus, the human family tree of God's Son (</w:t>
       </w:r>
-      <w:hyperlink r:id="rId33">
-        <w:r>
-          <w:rPr>
-            <w:lang w:val="en_US" w:bidi="en_US"/>
-          </w:rPr>
-          <w:rPr>
-            <w:color w:val="0000EE"/>
-            <w:u w:val="single"/>
-          </w:rPr>
-          <w:t>Matthew 1:5</w:t>
-        </w:r>
-      </w:hyperlink>
+      <w:r>
+        <w:rPr>
+          <w:lang w:val="en_US" w:bidi="en_US"/>
+        </w:rPr>
+        <w:t>Matthew 1:5</w:t>
+      </w:r>
       <w:r>
         <w:rPr>
           <w:lang w:val="en_US" w:bidi="en_US"/>
@@ -907,108 +739,72 @@
           <w:lang w:val="en_US" w:bidi="en_US"/>
         </w:rPr>
       </w:r>
-      <w:hyperlink r:id="rId36">
-        <w:r>
-          <w:rPr>
-            <w:lang w:val="en_US" w:bidi="en_US"/>
-          </w:rPr>
-          <w:rPr>
-            <w:color w:val="0000EE"/>
-            <w:u w:val="single"/>
-          </w:rPr>
-          <w:t>Joshua 2:1–21</w:t>
-        </w:r>
-      </w:hyperlink>
+      <w:r>
+        <w:rPr>
+          <w:lang w:val="en_US" w:bidi="en_US"/>
+        </w:rPr>
+        <w:t>Joshua 2:1–21</w:t>
+      </w:r>
       <w:r>
         <w:rPr>
           <w:lang w:val="en_US" w:bidi="en_US"/>
         </w:rPr>
         <w:t xml:space="preserve">; </w:t>
       </w:r>
-      <w:hyperlink r:id="rId37">
-        <w:r>
-          <w:rPr>
-            <w:lang w:val="en_US" w:bidi="en_US"/>
-          </w:rPr>
-          <w:rPr>
-            <w:color w:val="0000EE"/>
-            <w:u w:val="single"/>
-          </w:rPr>
-          <w:t>6:17</w:t>
-        </w:r>
-      </w:hyperlink>
+      <w:r>
+        <w:rPr>
+          <w:lang w:val="en_US" w:bidi="en_US"/>
+        </w:rPr>
+        <w:t>6:17</w:t>
+      </w:r>
       <w:r>
         <w:rPr>
           <w:lang w:val="en_US" w:bidi="en_US"/>
         </w:rPr>
         <w:t xml:space="preserve">, </w:t>
       </w:r>
-      <w:hyperlink r:id="rId38">
-        <w:r>
-          <w:rPr>
-            <w:lang w:val="en_US" w:bidi="en_US"/>
-          </w:rPr>
-          <w:rPr>
-            <w:color w:val="0000EE"/>
-            <w:u w:val="single"/>
-          </w:rPr>
-          <w:t>22–25</w:t>
-        </w:r>
-      </w:hyperlink>
+      <w:r>
+        <w:rPr>
+          <w:lang w:val="en_US" w:bidi="en_US"/>
+        </w:rPr>
+        <w:t>22–25</w:t>
+      </w:r>
       <w:r>
         <w:rPr>
           <w:lang w:val="en_US" w:bidi="en_US"/>
         </w:rPr>
         <w:t xml:space="preserve">; </w:t>
       </w:r>
-      <w:hyperlink r:id="rId33">
-        <w:r>
-          <w:rPr>
-            <w:lang w:val="en_US" w:bidi="en_US"/>
-          </w:rPr>
-          <w:rPr>
-            <w:color w:val="0000EE"/>
-            <w:u w:val="single"/>
-          </w:rPr>
-          <w:t>Matthew 1:5</w:t>
-        </w:r>
-      </w:hyperlink>
+      <w:r>
+        <w:rPr>
+          <w:lang w:val="en_US" w:bidi="en_US"/>
+        </w:rPr>
+        <w:t>Matthew 1:5</w:t>
+      </w:r>
       <w:r>
         <w:rPr>
           <w:lang w:val="en_US" w:bidi="en_US"/>
         </w:rPr>
         <w:t xml:space="preserve">; </w:t>
       </w:r>
-      <w:hyperlink r:id="rId34">
-        <w:r>
-          <w:rPr>
-            <w:lang w:val="en_US" w:bidi="en_US"/>
-          </w:rPr>
-          <w:rPr>
-            <w:color w:val="0000EE"/>
-            <w:u w:val="single"/>
-          </w:rPr>
-          <w:t>Hebrews 11:31</w:t>
-        </w:r>
-      </w:hyperlink>
+      <w:r>
+        <w:rPr>
+          <w:lang w:val="en_US" w:bidi="en_US"/>
+        </w:rPr>
+        <w:t>Hebrews 11:31</w:t>
+      </w:r>
       <w:r>
         <w:rPr>
           <w:lang w:val="en_US" w:bidi="en_US"/>
         </w:rPr>
         <w:t xml:space="preserve">; </w:t>
       </w:r>
-      <w:hyperlink r:id="rId35">
-        <w:r>
-          <w:rPr>
-            <w:lang w:val="en_US" w:bidi="en_US"/>
-          </w:rPr>
-          <w:rPr>
-            <w:color w:val="0000EE"/>
-            <w:u w:val="single"/>
-          </w:rPr>
-          <w:t>James 2:25</w:t>
-        </w:r>
-      </w:hyperlink>
+      <w:r>
+        <w:rPr>
+          <w:lang w:val="en_US" w:bidi="en_US"/>
+        </w:rPr>
+        <w:t>James 2:25</w:t>
+      </w:r>
       <w:r>
         <w:rPr>
           <w:lang w:val="en_US" w:bidi="en_US"/>
@@ -1057,36 +853,24 @@
         </w:rPr>
         <w:t xml:space="preserve">Rebekah was the wife of Isaac. </w:t>
       </w:r>
-      <w:hyperlink r:id="rId39">
-        <w:r>
-          <w:rPr>
-            <w:lang w:val="en_US" w:bidi="en_US"/>
-          </w:rPr>
-          <w:rPr>
-            <w:color w:val="0000EE"/>
-            <w:u w:val="single"/>
-          </w:rPr>
-          <w:t>Genesis 24</w:t>
-        </w:r>
-      </w:hyperlink>
+      <w:r>
+        <w:rPr>
+          <w:lang w:val="en_US" w:bidi="en_US"/>
+        </w:rPr>
+        <w:t>Genesis 24</w:t>
+      </w:r>
       <w:r>
         <w:rPr>
           <w:lang w:val="en_US" w:bidi="en_US"/>
         </w:rPr>
         <w:t xml:space="preserve"> tells the story of Abraham’s servant who seeks a wife for Isaac. Following Abraham’s instructions, he traveled to Haran in Aram-naharaim (northwest Mesopotamia) to find Abraham’s relatives. Abraham did not want Isaac to marry a local Canaanite. The servant prayed that the woman God chose for Isaac would offer him a drink and also water his camels (</w:t>
       </w:r>
-      <w:hyperlink r:id="rId40">
-        <w:r>
-          <w:rPr>
-            <w:lang w:val="en_US" w:bidi="en_US"/>
-          </w:rPr>
-          <w:rPr>
-            <w:color w:val="0000EE"/>
-            <w:u w:val="single"/>
-          </w:rPr>
-          <w:t>Genesis 24:12–14</w:t>
-        </w:r>
-      </w:hyperlink>
+      <w:r>
+        <w:rPr>
+          <w:lang w:val="en_US" w:bidi="en_US"/>
+        </w:rPr>
+        <w:t>Genesis 24:12–14</w:t>
+      </w:r>
       <w:r>
         <w:rPr>
           <w:lang w:val="en_US" w:bidi="en_US"/>
@@ -1107,54 +891,36 @@
         </w:rPr>
         <w:t>God clearly answered his prayer by providing Rebekah, Bethuel's daughter (</w:t>
       </w:r>
-      <w:hyperlink r:id="rId41">
-        <w:r>
-          <w:rPr>
-            <w:lang w:val="en_US" w:bidi="en_US"/>
-          </w:rPr>
-          <w:rPr>
-            <w:color w:val="0000EE"/>
-            <w:u w:val="single"/>
-          </w:rPr>
-          <w:t>Genesis 22:23</w:t>
-        </w:r>
-      </w:hyperlink>
+      <w:r>
+        <w:rPr>
+          <w:lang w:val="en_US" w:bidi="en_US"/>
+        </w:rPr>
+        <w:t>Genesis 22:23</w:t>
+      </w:r>
       <w:r>
         <w:rPr>
           <w:lang w:val="en_US" w:bidi="en_US"/>
         </w:rPr>
         <w:t xml:space="preserve">; </w:t>
       </w:r>
-      <w:hyperlink r:id="rId42">
-        <w:r>
-          <w:rPr>
-            <w:lang w:val="en_US" w:bidi="en_US"/>
-          </w:rPr>
-          <w:rPr>
-            <w:color w:val="0000EE"/>
-            <w:u w:val="single"/>
-          </w:rPr>
-          <w:t>25:20</w:t>
-        </w:r>
-      </w:hyperlink>
+      <w:r>
+        <w:rPr>
+          <w:lang w:val="en_US" w:bidi="en_US"/>
+        </w:rPr>
+        <w:t>25:20</w:t>
+      </w:r>
       <w:r>
         <w:rPr>
           <w:lang w:val="en_US" w:bidi="en_US"/>
         </w:rPr>
         <w:t>). Bethuel was the son of Abraham's brother Nahor (</w:t>
       </w:r>
-      <w:hyperlink r:id="rId43">
-        <w:r>
-          <w:rPr>
-            <w:lang w:val="en_US" w:bidi="en_US"/>
-          </w:rPr>
-          <w:rPr>
-            <w:color w:val="0000EE"/>
-            <w:u w:val="single"/>
-          </w:rPr>
-          <w:t>24:24</w:t>
-        </w:r>
-      </w:hyperlink>
+      <w:r>
+        <w:rPr>
+          <w:lang w:val="en_US" w:bidi="en_US"/>
+        </w:rPr>
+        <w:t>24:24</w:t>
+      </w:r>
       <w:r>
         <w:rPr>
           <w:lang w:val="en_US" w:bidi="en_US"/>
@@ -1175,72 +941,48 @@
         </w:rPr>
         <w:t>Abraham’s servant explained how God guided him (</w:t>
       </w:r>
-      <w:hyperlink r:id="rId44">
-        <w:r>
-          <w:rPr>
-            <w:lang w:val="en_US" w:bidi="en_US"/>
-          </w:rPr>
-          <w:rPr>
-            <w:color w:val="0000EE"/>
-            <w:u w:val="single"/>
-          </w:rPr>
-          <w:t>Genesis 24:34–49</w:t>
-        </w:r>
-      </w:hyperlink>
+      <w:r>
+        <w:rPr>
+          <w:lang w:val="en_US" w:bidi="en_US"/>
+        </w:rPr>
+        <w:t>Genesis 24:34–49</w:t>
+      </w:r>
       <w:r>
         <w:rPr>
           <w:lang w:val="en_US" w:bidi="en_US"/>
         </w:rPr>
         <w:t>). Rebekah’s family saw it as God's work, but they hesitated to let her leave right away (</w:t>
       </w:r>
-      <w:hyperlink r:id="rId45">
-        <w:r>
-          <w:rPr>
-            <w:lang w:val="en_US" w:bidi="en_US"/>
-          </w:rPr>
-          <w:rPr>
-            <w:color w:val="0000EE"/>
-            <w:u w:val="single"/>
-          </w:rPr>
-          <w:t>24:50–56</w:t>
-        </w:r>
-      </w:hyperlink>
+      <w:r>
+        <w:rPr>
+          <w:lang w:val="en_US" w:bidi="en_US"/>
+        </w:rPr>
+        <w:t>24:50–56</w:t>
+      </w:r>
       <w:r>
         <w:rPr>
           <w:lang w:val="en_US" w:bidi="en_US"/>
         </w:rPr>
         <w:t>). However, Rebekah showed faith in God's plan and was ready to leave her family immediately to marry Isaac (</w:t>
       </w:r>
-      <w:hyperlink r:id="rId46">
-        <w:r>
-          <w:rPr>
-            <w:lang w:val="en_US" w:bidi="en_US"/>
-          </w:rPr>
-          <w:rPr>
-            <w:color w:val="0000EE"/>
-            <w:u w:val="single"/>
-          </w:rPr>
-          <w:t>Genesis 24:57–58</w:t>
-        </w:r>
-      </w:hyperlink>
+      <w:r>
+        <w:rPr>
+          <w:lang w:val="en_US" w:bidi="en_US"/>
+        </w:rPr>
+        <w:t>Genesis 24:57–58</w:t>
+      </w:r>
       <w:r>
         <w:rPr>
           <w:lang w:val="en_US" w:bidi="en_US"/>
         </w:rPr>
         <w:t>). Rebekah's faith was greatly rewarded. The blessing her family gave her when she left came true when she had the next generation of God's chosen line with Isaac (</w:t>
       </w:r>
-      <w:hyperlink r:id="rId47">
-        <w:r>
-          <w:rPr>
-            <w:lang w:val="en_US" w:bidi="en_US"/>
-          </w:rPr>
-          <w:rPr>
-            <w:color w:val="0000EE"/>
-            <w:u w:val="single"/>
-          </w:rPr>
-          <w:t>Genesis 24:59–60</w:t>
-        </w:r>
-      </w:hyperlink>
+      <w:r>
+        <w:rPr>
+          <w:lang w:val="en_US" w:bidi="en_US"/>
+        </w:rPr>
+        <w:t>Genesis 24:59–60</w:t>
+      </w:r>
       <w:r>
         <w:rPr>
           <w:lang w:val="en_US" w:bidi="en_US"/>
@@ -1261,90 +1003,60 @@
         </w:rPr>
         <w:t>Rebekah gave birth to twins, Esau and Jacob (</w:t>
       </w:r>
-      <w:hyperlink r:id="rId48">
-        <w:r>
-          <w:rPr>
-            <w:lang w:val="en_US" w:bidi="en_US"/>
-          </w:rPr>
-          <w:rPr>
-            <w:color w:val="0000EE"/>
-            <w:u w:val="single"/>
-          </w:rPr>
-          <w:t>Genesis 25:20–26</w:t>
-        </w:r>
-      </w:hyperlink>
+      <w:r>
+        <w:rPr>
+          <w:lang w:val="en_US" w:bidi="en_US"/>
+        </w:rPr>
+        <w:t>Genesis 25:20–26</w:t>
+      </w:r>
       <w:r>
         <w:rPr>
           <w:lang w:val="en_US" w:bidi="en_US"/>
         </w:rPr>
         <w:t>). She favored Jacob, the younger son, because God told her he would be stronger and lead the two (</w:t>
       </w:r>
-      <w:hyperlink r:id="rId49">
-        <w:r>
-          <w:rPr>
-            <w:lang w:val="en_US" w:bidi="en_US"/>
-          </w:rPr>
-          <w:rPr>
-            <w:color w:val="0000EE"/>
-            <w:u w:val="single"/>
-          </w:rPr>
-          <w:t>Genesis 25:23</w:t>
-        </w:r>
-      </w:hyperlink>
+      <w:r>
+        <w:rPr>
+          <w:lang w:val="en_US" w:bidi="en_US"/>
+        </w:rPr>
+        <w:t>Genesis 25:23</w:t>
+      </w:r>
       <w:r>
         <w:rPr>
           <w:lang w:val="en_US" w:bidi="en_US"/>
         </w:rPr>
         <w:t>). Rebekah helped Jacob take the firstborn's blessing by tricking Isaac (</w:t>
       </w:r>
-      <w:hyperlink r:id="rId50">
-        <w:r>
-          <w:rPr>
-            <w:lang w:val="en_US" w:bidi="en_US"/>
-          </w:rPr>
-          <w:rPr>
-            <w:color w:val="0000EE"/>
-            <w:u w:val="single"/>
-          </w:rPr>
-          <w:t>Genesis 27:1–40</w:t>
-        </w:r>
-      </w:hyperlink>
+      <w:r>
+        <w:rPr>
+          <w:lang w:val="en_US" w:bidi="en_US"/>
+        </w:rPr>
+        <w:t>Genesis 27:1–40</w:t>
+      </w:r>
       <w:r>
         <w:rPr>
           <w:lang w:val="en_US" w:bidi="en_US"/>
         </w:rPr>
         <w:t>). She then arranged for Jacob to go to Haran to escape Esau's anger (</w:t>
       </w:r>
-      <w:hyperlink r:id="rId51">
-        <w:r>
-          <w:rPr>
-            <w:lang w:val="en_US" w:bidi="en_US"/>
-          </w:rPr>
-          <w:rPr>
-            <w:color w:val="0000EE"/>
-            <w:u w:val="single"/>
-          </w:rPr>
-          <w:t>Genesis 27:41–28:5</w:t>
-        </w:r>
-      </w:hyperlink>
+      <w:r>
+        <w:rPr>
+          <w:lang w:val="en_US" w:bidi="en_US"/>
+        </w:rPr>
+        <w:t>Genesis 27:41–28:5</w:t>
+      </w:r>
       <w:r>
         <w:rPr>
           <w:lang w:val="en_US" w:bidi="en_US"/>
         </w:rPr>
         <w:t>). Rebekah's deceit caused a lasting division in the family. She likely never saw Jacob again. However, she was buried with Isaac in the family burial site (</w:t>
       </w:r>
-      <w:hyperlink r:id="rId52">
-        <w:r>
-          <w:rPr>
-            <w:lang w:val="en_US" w:bidi="en_US"/>
-          </w:rPr>
-          <w:rPr>
-            <w:color w:val="0000EE"/>
-            <w:u w:val="single"/>
-          </w:rPr>
-          <w:t>Genesis 49:31</w:t>
-        </w:r>
-      </w:hyperlink>
+      <w:r>
+        <w:rPr>
+          <w:lang w:val="en_US" w:bidi="en_US"/>
+        </w:rPr>
+        <w:t>Genesis 49:31</w:t>
+      </w:r>
       <w:r>
         <w:rPr>
           <w:lang w:val="en_US" w:bidi="en_US"/>
@@ -1374,198 +1086,132 @@
           <w:lang w:val="en_US" w:bidi="en_US"/>
         </w:rPr>
       </w:r>
-      <w:hyperlink r:id="rId41">
-        <w:r>
-          <w:rPr>
-            <w:lang w:val="en_US" w:bidi="en_US"/>
-          </w:rPr>
-          <w:rPr>
-            <w:color w:val="0000EE"/>
-            <w:u w:val="single"/>
-          </w:rPr>
-          <w:t>Genesis 22:23</w:t>
-        </w:r>
-      </w:hyperlink>
+      <w:r>
+        <w:rPr>
+          <w:lang w:val="en_US" w:bidi="en_US"/>
+        </w:rPr>
+        <w:t>Genesis 22:23</w:t>
+      </w:r>
       <w:r>
         <w:rPr>
           <w:lang w:val="en_US" w:bidi="en_US"/>
         </w:rPr>
         <w:t xml:space="preserve">; </w:t>
       </w:r>
-      <w:hyperlink r:id="rId53">
-        <w:r>
-          <w:rPr>
-            <w:lang w:val="en_US" w:bidi="en_US"/>
-          </w:rPr>
-          <w:rPr>
-            <w:color w:val="0000EE"/>
-            <w:u w:val="single"/>
-          </w:rPr>
-          <w:t>Genesis 24:12–67</w:t>
-        </w:r>
-      </w:hyperlink>
+      <w:r>
+        <w:rPr>
+          <w:lang w:val="en_US" w:bidi="en_US"/>
+        </w:rPr>
+        <w:t>Genesis 24:12–67</w:t>
+      </w:r>
       <w:r>
         <w:rPr>
           <w:lang w:val="en_US" w:bidi="en_US"/>
         </w:rPr>
         <w:t xml:space="preserve">; </w:t>
       </w:r>
-      <w:hyperlink r:id="rId54">
-        <w:r>
-          <w:rPr>
-            <w:lang w:val="en_US" w:bidi="en_US"/>
-          </w:rPr>
-          <w:rPr>
-            <w:color w:val="0000EE"/>
-            <w:u w:val="single"/>
-          </w:rPr>
-          <w:t>Genesis 25:20–28</w:t>
-        </w:r>
-      </w:hyperlink>
+      <w:r>
+        <w:rPr>
+          <w:lang w:val="en_US" w:bidi="en_US"/>
+        </w:rPr>
+        <w:t>Genesis 25:20–28</w:t>
+      </w:r>
       <w:r>
         <w:rPr>
           <w:lang w:val="en_US" w:bidi="en_US"/>
         </w:rPr>
         <w:t xml:space="preserve">; </w:t>
       </w:r>
-      <w:hyperlink r:id="rId55">
-        <w:r>
-          <w:rPr>
-            <w:lang w:val="en_US" w:bidi="en_US"/>
-          </w:rPr>
-          <w:rPr>
-            <w:color w:val="0000EE"/>
-            <w:u w:val="single"/>
-          </w:rPr>
-          <w:t>Genesis 26:7–8</w:t>
-        </w:r>
-      </w:hyperlink>
+      <w:r>
+        <w:rPr>
+          <w:lang w:val="en_US" w:bidi="en_US"/>
+        </w:rPr>
+        <w:t>Genesis 26:7–8</w:t>
+      </w:r>
       <w:r>
         <w:rPr>
           <w:lang w:val="en_US" w:bidi="en_US"/>
         </w:rPr>
         <w:t xml:space="preserve">, </w:t>
       </w:r>
-      <w:hyperlink r:id="rId56">
-        <w:r>
-          <w:rPr>
-            <w:lang w:val="en_US" w:bidi="en_US"/>
-          </w:rPr>
-          <w:rPr>
-            <w:color w:val="0000EE"/>
-            <w:u w:val="single"/>
-          </w:rPr>
-          <w:t>35</w:t>
-        </w:r>
-      </w:hyperlink>
+      <w:r>
+        <w:rPr>
+          <w:lang w:val="en_US" w:bidi="en_US"/>
+        </w:rPr>
+        <w:t>35</w:t>
+      </w:r>
       <w:r>
         <w:rPr>
           <w:lang w:val="en_US" w:bidi="en_US"/>
         </w:rPr>
         <w:t xml:space="preserve">; </w:t>
       </w:r>
-      <w:hyperlink r:id="rId57">
-        <w:r>
-          <w:rPr>
-            <w:lang w:val="en_US" w:bidi="en_US"/>
-          </w:rPr>
-          <w:rPr>
-            <w:color w:val="0000EE"/>
-            <w:u w:val="single"/>
-          </w:rPr>
-          <w:t>Genesis 27:5–17</w:t>
-        </w:r>
-      </w:hyperlink>
+      <w:r>
+        <w:rPr>
+          <w:lang w:val="en_US" w:bidi="en_US"/>
+        </w:rPr>
+        <w:t>Genesis 27:5–17</w:t>
+      </w:r>
       <w:r>
         <w:rPr>
           <w:lang w:val="en_US" w:bidi="en_US"/>
         </w:rPr>
         <w:t xml:space="preserve">, </w:t>
       </w:r>
-      <w:hyperlink r:id="rId58">
-        <w:r>
-          <w:rPr>
-            <w:lang w:val="en_US" w:bidi="en_US"/>
-          </w:rPr>
-          <w:rPr>
-            <w:color w:val="0000EE"/>
-            <w:u w:val="single"/>
-          </w:rPr>
-          <w:t>42–46</w:t>
-        </w:r>
-      </w:hyperlink>
+      <w:r>
+        <w:rPr>
+          <w:lang w:val="en_US" w:bidi="en_US"/>
+        </w:rPr>
+        <w:t>42–46</w:t>
+      </w:r>
       <w:r>
         <w:rPr>
           <w:lang w:val="en_US" w:bidi="en_US"/>
         </w:rPr>
         <w:t xml:space="preserve">; </w:t>
       </w:r>
-      <w:hyperlink r:id="rId59">
-        <w:r>
-          <w:rPr>
-            <w:lang w:val="en_US" w:bidi="en_US"/>
-          </w:rPr>
-          <w:rPr>
-            <w:color w:val="0000EE"/>
-            <w:u w:val="single"/>
-          </w:rPr>
-          <w:t>Genesis 29:12</w:t>
-        </w:r>
-      </w:hyperlink>
+      <w:r>
+        <w:rPr>
+          <w:lang w:val="en_US" w:bidi="en_US"/>
+        </w:rPr>
+        <w:t>Genesis 29:12</w:t>
+      </w:r>
       <w:r>
         <w:rPr>
           <w:lang w:val="en_US" w:bidi="en_US"/>
         </w:rPr>
         <w:t xml:space="preserve">; </w:t>
       </w:r>
-      <w:hyperlink r:id="rId60">
-        <w:r>
-          <w:rPr>
-            <w:lang w:val="en_US" w:bidi="en_US"/>
-          </w:rPr>
-          <w:rPr>
-            <w:color w:val="0000EE"/>
-            <w:u w:val="single"/>
-          </w:rPr>
-          <w:t>Genesis 35:8</w:t>
-        </w:r>
-      </w:hyperlink>
+      <w:r>
+        <w:rPr>
+          <w:lang w:val="en_US" w:bidi="en_US"/>
+        </w:rPr>
+        <w:t>Genesis 35:8</w:t>
+      </w:r>
       <w:r>
         <w:rPr>
           <w:lang w:val="en_US" w:bidi="en_US"/>
         </w:rPr>
         <w:t xml:space="preserve">; </w:t>
       </w:r>
-      <w:hyperlink r:id="rId52">
-        <w:r>
-          <w:rPr>
-            <w:lang w:val="en_US" w:bidi="en_US"/>
-          </w:rPr>
-          <w:rPr>
-            <w:color w:val="0000EE"/>
-            <w:u w:val="single"/>
-          </w:rPr>
-          <w:t>Genesis 49:31</w:t>
-        </w:r>
-      </w:hyperlink>
+      <w:r>
+        <w:rPr>
+          <w:lang w:val="en_US" w:bidi="en_US"/>
+        </w:rPr>
+        <w:t>Genesis 49:31</w:t>
+      </w:r>
       <w:r>
         <w:rPr>
           <w:lang w:val="en_US" w:bidi="en_US"/>
         </w:rPr>
         <w:t xml:space="preserve">; </w:t>
       </w:r>
-      <w:hyperlink r:id="rId61">
-        <w:r>
-          <w:rPr>
-            <w:lang w:val="en_US" w:bidi="en_US"/>
-          </w:rPr>
-          <w:rPr>
-            <w:color w:val="0000EE"/>
-            <w:u w:val="single"/>
-          </w:rPr>
-          <w:t>Romans 9:10–13</w:t>
-        </w:r>
-      </w:hyperlink>
+      <w:r>
+        <w:rPr>
+          <w:lang w:val="en_US" w:bidi="en_US"/>
+        </w:rPr>
+        <w:t>Romans 9:10–13</w:t>
+      </w:r>
       <w:r>
         <w:rPr>
           <w:lang w:val="en_US" w:bidi="en_US"/>
@@ -1614,18 +1260,12 @@
         </w:rPr>
         <w:t>Rehoboam was the son of Solomon and an Ammonite woman (</w:t>
       </w:r>
-      <w:hyperlink r:id="rId62">
-        <w:r>
-          <w:rPr>
-            <w:lang w:val="en_US" w:bidi="en_US"/>
-          </w:rPr>
-          <w:rPr>
-            <w:color w:val="0000EE"/>
-            <w:u w:val="single"/>
-          </w:rPr>
-          <w:t>1 Kings 14:21</w:t>
-        </w:r>
-      </w:hyperlink>
+      <w:r>
+        <w:rPr>
+          <w:lang w:val="en_US" w:bidi="en_US"/>
+        </w:rPr>
+        <w:t>1 Kings 14:21</w:t>
+      </w:r>
       <w:r>
         <w:rPr>
           <w:lang w:val="en_US" w:bidi="en_US"/>
@@ -1646,72 +1286,48 @@
         </w:rPr>
         <w:t xml:space="preserve">When Solomon died in 931 BC, Judah quickly made Rehoboam king. The ten northern tribes hesitated to support him. They wanted relief from Solomon's harsh policies (see </w:t>
       </w:r>
-      <w:hyperlink r:id="rId63">
-        <w:r>
-          <w:rPr>
-            <w:lang w:val="en_US" w:bidi="en_US"/>
-          </w:rPr>
-          <w:rPr>
-            <w:color w:val="0000EE"/>
-            <w:u w:val="single"/>
-          </w:rPr>
-          <w:t>1 Kings 12:4</w:t>
-        </w:r>
-      </w:hyperlink>
+      <w:r>
+        <w:rPr>
+          <w:lang w:val="en_US" w:bidi="en_US"/>
+        </w:rPr>
+        <w:t>1 Kings 12:4</w:t>
+      </w:r>
       <w:r>
         <w:rPr>
           <w:lang w:val="en_US" w:bidi="en_US"/>
         </w:rPr>
         <w:t xml:space="preserve">; </w:t>
       </w:r>
-      <w:hyperlink r:id="rId64">
-        <w:r>
-          <w:rPr>
-            <w:lang w:val="en_US" w:bidi="en_US"/>
-          </w:rPr>
-          <w:rPr>
-            <w:color w:val="0000EE"/>
-            <w:u w:val="single"/>
-          </w:rPr>
-          <w:t>2 Chronicles 10:4</w:t>
-        </w:r>
-      </w:hyperlink>
+      <w:r>
+        <w:rPr>
+          <w:lang w:val="en_US" w:bidi="en_US"/>
+        </w:rPr>
+        <w:t>2 Chronicles 10:4</w:t>
+      </w:r>
       <w:r>
         <w:rPr>
           <w:lang w:val="en_US" w:bidi="en_US"/>
         </w:rPr>
         <w:t>). The king's older advisers suggested he agree to their requests, but he ignored them. Instead, he listened to younger advisers who told him to be tougher than his father. The northern tribes rebelled and made Jeroboam, Solomon's former labor official, their king. Rehoboam went to war to control the north, but God sent the prophet Shemaiah to tell him it was useless. The split was God's judgment (</w:t>
       </w:r>
-      <w:hyperlink r:id="rId65">
-        <w:r>
-          <w:rPr>
-            <w:lang w:val="en_US" w:bidi="en_US"/>
-          </w:rPr>
-          <w:rPr>
-            <w:color w:val="0000EE"/>
-            <w:u w:val="single"/>
-          </w:rPr>
-          <w:t>2 Chronicles 11:1–4</w:t>
-        </w:r>
-      </w:hyperlink>
+      <w:r>
+        <w:rPr>
+          <w:lang w:val="en_US" w:bidi="en_US"/>
+        </w:rPr>
+        <w:t>2 Chronicles 11:1–4</w:t>
+      </w:r>
       <w:r>
         <w:rPr>
           <w:lang w:val="en_US" w:bidi="en_US"/>
         </w:rPr>
         <w:t>). So, Rehoboam returned to Judah and strengthened his borders (</w:t>
       </w:r>
-      <w:hyperlink r:id="rId66">
-        <w:r>
-          <w:rPr>
-            <w:lang w:val="en_US" w:bidi="en_US"/>
-          </w:rPr>
-          <w:rPr>
-            <w:color w:val="0000EE"/>
-            <w:u w:val="single"/>
-          </w:rPr>
-          <w:t>2 Chronicles 11:5–12</w:t>
-        </w:r>
-      </w:hyperlink>
+      <w:r>
+        <w:rPr>
+          <w:lang w:val="en_US" w:bidi="en_US"/>
+        </w:rPr>
+        <w:t>2 Chronicles 11:5–12</w:t>
+      </w:r>
       <w:r>
         <w:rPr>
           <w:lang w:val="en_US" w:bidi="en_US"/>
@@ -1732,90 +1348,60 @@
         </w:rPr>
         <w:t>When Jeroboam started a new false religion in the northern kingdom, priests and Levites moved south. They strengthened the spiritual life of the area and helped keep Judah stable (</w:t>
       </w:r>
-      <w:hyperlink r:id="rId67">
-        <w:r>
-          <w:rPr>
-            <w:lang w:val="en_US" w:bidi="en_US"/>
-          </w:rPr>
-          <w:rPr>
-            <w:color w:val="0000EE"/>
-            <w:u w:val="single"/>
-          </w:rPr>
-          <w:t>2 Chronicles 11:13–17</w:t>
-        </w:r>
-      </w:hyperlink>
+      <w:r>
+        <w:rPr>
+          <w:lang w:val="en_US" w:bidi="en_US"/>
+        </w:rPr>
+        <w:t>2 Chronicles 11:13–17</w:t>
+      </w:r>
       <w:r>
         <w:rPr>
           <w:lang w:val="en_US" w:bidi="en_US"/>
         </w:rPr>
         <w:t>). However, Rehoboam eventually turned to idol worship too. The people of Judah built high places and pagan sanctuaries across the land, adopting corrupt religious practices from nearby nations (</w:t>
       </w:r>
-      <w:hyperlink r:id="rId68">
-        <w:r>
-          <w:rPr>
-            <w:lang w:val="en_US" w:bidi="en_US"/>
-          </w:rPr>
-          <w:rPr>
-            <w:color w:val="0000EE"/>
-            <w:u w:val="single"/>
-          </w:rPr>
-          <w:t>1 Kings 14:22–24</w:t>
-        </w:r>
-      </w:hyperlink>
+      <w:r>
+        <w:rPr>
+          <w:lang w:val="en_US" w:bidi="en_US"/>
+        </w:rPr>
+        <w:t>1 Kings 14:22–24</w:t>
+      </w:r>
       <w:r>
         <w:rPr>
           <w:lang w:val="en_US" w:bidi="en_US"/>
         </w:rPr>
         <w:t>). God stopped supporting Rehoboam, leaving him vulnerable when King Shishak of Egypt attacked in 926 to 925 BC and took many valuable items from the temple (</w:t>
       </w:r>
-      <w:hyperlink r:id="rId69">
-        <w:r>
-          <w:rPr>
-            <w:lang w:val="en_US" w:bidi="en_US"/>
-          </w:rPr>
-          <w:rPr>
-            <w:color w:val="0000EE"/>
-            <w:u w:val="single"/>
-          </w:rPr>
-          <w:t>1 Kings 14:25–26</w:t>
-        </w:r>
-      </w:hyperlink>
+      <w:r>
+        <w:rPr>
+          <w:lang w:val="en_US" w:bidi="en_US"/>
+        </w:rPr>
+        <w:t>1 Kings 14:25–26</w:t>
+      </w:r>
       <w:r>
         <w:rPr>
           <w:lang w:val="en_US" w:bidi="en_US"/>
         </w:rPr>
         <w:t xml:space="preserve">; </w:t>
       </w:r>
-      <w:hyperlink r:id="rId70">
-        <w:r>
-          <w:rPr>
-            <w:lang w:val="en_US" w:bidi="en_US"/>
-          </w:rPr>
-          <w:rPr>
-            <w:color w:val="0000EE"/>
-            <w:u w:val="single"/>
-          </w:rPr>
-          <w:t>2 Chronicles 12:1–5</w:t>
-        </w:r>
-      </w:hyperlink>
+      <w:r>
+        <w:rPr>
+          <w:lang w:val="en_US" w:bidi="en_US"/>
+        </w:rPr>
+        <w:t>2 Chronicles 12:1–5</w:t>
+      </w:r>
       <w:r>
         <w:rPr>
           <w:lang w:val="en_US" w:bidi="en_US"/>
         </w:rPr>
         <w:t>). Rehoboam then replaced Solomon’s gold shields with bronze ones (</w:t>
       </w:r>
-      <w:hyperlink r:id="rId71">
-        <w:r>
-          <w:rPr>
-            <w:lang w:val="en_US" w:bidi="en_US"/>
-          </w:rPr>
-          <w:rPr>
-            <w:color w:val="0000EE"/>
-            <w:u w:val="single"/>
-          </w:rPr>
-          <w:t>1 Kings 14:27</w:t>
-        </w:r>
-      </w:hyperlink>
+      <w:r>
+        <w:rPr>
+          <w:lang w:val="en_US" w:bidi="en_US"/>
+        </w:rPr>
+        <w:t>1 Kings 14:27</w:t>
+      </w:r>
       <w:r>
         <w:rPr>
           <w:lang w:val="en_US" w:bidi="en_US"/>
@@ -1845,54 +1431,36 @@
           <w:lang w:val="en_US" w:bidi="en_US"/>
         </w:rPr>
       </w:r>
-      <w:hyperlink r:id="rId72">
-        <w:r>
-          <w:rPr>
-            <w:lang w:val="en_US" w:bidi="en_US"/>
-          </w:rPr>
-          <w:rPr>
-            <w:color w:val="0000EE"/>
-            <w:u w:val="single"/>
-          </w:rPr>
-          <w:t>1 Kings 12:1–24</w:t>
-        </w:r>
-      </w:hyperlink>
+      <w:r>
+        <w:rPr>
+          <w:lang w:val="en_US" w:bidi="en_US"/>
+        </w:rPr>
+        <w:t>1 Kings 12:1–24</w:t>
+      </w:r>
       <w:r>
         <w:rPr>
           <w:lang w:val="en_US" w:bidi="en_US"/>
         </w:rPr>
         <w:t xml:space="preserve">; </w:t>
       </w:r>
-      <w:hyperlink r:id="rId73">
-        <w:r>
-          <w:rPr>
-            <w:lang w:val="en_US" w:bidi="en_US"/>
-          </w:rPr>
-          <w:rPr>
-            <w:color w:val="0000EE"/>
-            <w:u w:val="single"/>
-          </w:rPr>
-          <w:t>14:21–31</w:t>
-        </w:r>
-      </w:hyperlink>
+      <w:r>
+        <w:rPr>
+          <w:lang w:val="en_US" w:bidi="en_US"/>
+        </w:rPr>
+        <w:t>14:21–31</w:t>
+      </w:r>
       <w:r>
         <w:rPr>
           <w:lang w:val="en_US" w:bidi="en_US"/>
         </w:rPr>
         <w:t xml:space="preserve">; </w:t>
       </w:r>
-      <w:hyperlink r:id="rId74">
-        <w:r>
-          <w:rPr>
-            <w:lang w:val="en_US" w:bidi="en_US"/>
-          </w:rPr>
-          <w:rPr>
-            <w:color w:val="0000EE"/>
-            <w:u w:val="single"/>
-          </w:rPr>
-          <w:t>2 Chronicles 9:31–12:16</w:t>
-        </w:r>
-      </w:hyperlink>
+      <w:r>
+        <w:rPr>
+          <w:lang w:val="en_US" w:bidi="en_US"/>
+        </w:rPr>
+        <w:t>2 Chronicles 9:31–12:16</w:t>
+      </w:r>
       <w:r>
         <w:rPr>
           <w:lang w:val="en_US" w:bidi="en_US"/>
@@ -1941,18 +1509,12 @@
         </w:rPr>
         <w:t>The exact details of how the church in Rome started are unclear. Rome had a large Jewish population, and some Jews from Rome were in Jerusalem during Pentecost when the church began (</w:t>
       </w:r>
-      <w:hyperlink r:id="rId75">
-        <w:r>
-          <w:rPr>
-            <w:lang w:val="en_US" w:bidi="en_US"/>
-          </w:rPr>
-          <w:rPr>
-            <w:color w:val="0000EE"/>
-            <w:u w:val="single"/>
-          </w:rPr>
-          <w:t>Acts 2:10</w:t>
-        </w:r>
-      </w:hyperlink>
+      <w:r>
+        <w:rPr>
+          <w:lang w:val="en_US" w:bidi="en_US"/>
+        </w:rPr>
+        <w:t>Acts 2:10</w:t>
+      </w:r>
       <w:r>
         <w:rPr>
           <w:lang w:val="en_US" w:bidi="en_US"/>
@@ -1987,54 +1549,36 @@
         </w:rPr>
         <w:t>Eventually, non-Christian Jews in Rome likely forced Jewish Christians from the synagogues, as occurred in other places. By the time Paul wrote to the Roman church, they were meeting in separate house churches in private homes (</w:t>
       </w:r>
-      <w:hyperlink r:id="rId76">
-        <w:r>
-          <w:rPr>
-            <w:lang w:val="en_US" w:bidi="en_US"/>
-          </w:rPr>
-          <w:rPr>
-            <w:color w:val="0000EE"/>
-            <w:u w:val="single"/>
-          </w:rPr>
-          <w:t>Romans 16:5</w:t>
-        </w:r>
-      </w:hyperlink>
+      <w:r>
+        <w:rPr>
+          <w:lang w:val="en_US" w:bidi="en_US"/>
+        </w:rPr>
+        <w:t>Romans 16:5</w:t>
+      </w:r>
       <w:r>
         <w:rPr>
           <w:lang w:val="en_US" w:bidi="en_US"/>
         </w:rPr>
         <w:t xml:space="preserve">, </w:t>
       </w:r>
-      <w:hyperlink r:id="rId77">
-        <w:r>
-          <w:rPr>
-            <w:lang w:val="en_US" w:bidi="en_US"/>
-          </w:rPr>
-          <w:rPr>
-            <w:color w:val="0000EE"/>
-            <w:u w:val="single"/>
-          </w:rPr>
-          <w:t>10–11</w:t>
-        </w:r>
-      </w:hyperlink>
+      <w:r>
+        <w:rPr>
+          <w:lang w:val="en_US" w:bidi="en_US"/>
+        </w:rPr>
+        <w:t>10–11</w:t>
+      </w:r>
       <w:r>
         <w:rPr>
           <w:lang w:val="en_US" w:bidi="en_US"/>
         </w:rPr>
         <w:t xml:space="preserve">, </w:t>
       </w:r>
-      <w:hyperlink r:id="rId78">
-        <w:r>
-          <w:rPr>
-            <w:lang w:val="en_US" w:bidi="en_US"/>
-          </w:rPr>
-          <w:rPr>
-            <w:color w:val="0000EE"/>
-            <w:u w:val="single"/>
-          </w:rPr>
-          <w:t>15</w:t>
-        </w:r>
-      </w:hyperlink>
+      <w:r>
+        <w:rPr>
+          <w:lang w:val="en_US" w:bidi="en_US"/>
+        </w:rPr>
+        <w:t>15</w:t>
+      </w:r>
       <w:r>
         <w:rPr>
           <w:lang w:val="en_US" w:bidi="en_US"/>
@@ -2055,18 +1599,12 @@
         </w:rPr>
         <w:t>When Claudius expelled the Jews from Rome around AD 49, Jewish Christians like Priscilla and Aquila also had to leave (</w:t>
       </w:r>
-      <w:hyperlink r:id="rId79">
-        <w:r>
-          <w:rPr>
-            <w:lang w:val="en_US" w:bidi="en_US"/>
-          </w:rPr>
-          <w:rPr>
-            <w:color w:val="0000EE"/>
-            <w:u w:val="single"/>
-          </w:rPr>
-          <w:t>Acts 18:2</w:t>
-        </w:r>
-      </w:hyperlink>
+      <w:r>
+        <w:rPr>
+          <w:lang w:val="en_US" w:bidi="en_US"/>
+        </w:rPr>
+        <w:t>Acts 18:2</w:t>
+      </w:r>
       <w:r>
         <w:rPr>
           <w:lang w:val="en_US" w:bidi="en_US"/>
@@ -2087,54 +1625,36 @@
         </w:rPr>
         <w:t xml:space="preserve">As shown in </w:t>
       </w:r>
-      <w:hyperlink r:id="rId80">
-        <w:r>
-          <w:rPr>
-            <w:lang w:val="en_US" w:bidi="en_US"/>
-          </w:rPr>
-          <w:rPr>
-            <w:color w:val="0000EE"/>
-            <w:u w:val="single"/>
-          </w:rPr>
-          <w:t>Romans 16</w:t>
-        </w:r>
-      </w:hyperlink>
+      <w:r>
+        <w:rPr>
+          <w:lang w:val="en_US" w:bidi="en_US"/>
+        </w:rPr>
+        <w:t>Romans 16</w:t>
+      </w:r>
       <w:r>
         <w:rPr>
           <w:lang w:val="en_US" w:bidi="en_US"/>
         </w:rPr>
         <w:t>, Paul already had many friends in the Roman church. In the spring of AD 60, about two years after writing Romans, Paul had the chance to go to Rome—a wish he had often expressed (</w:t>
       </w:r>
-      <w:hyperlink r:id="rId81">
-        <w:r>
-          <w:rPr>
-            <w:lang w:val="en_US" w:bidi="en_US"/>
-          </w:rPr>
-          <w:rPr>
-            <w:color w:val="0000EE"/>
-            <w:u w:val="single"/>
-          </w:rPr>
-          <w:t>Acts 19:21</w:t>
-        </w:r>
-      </w:hyperlink>
+      <w:r>
+        <w:rPr>
+          <w:lang w:val="en_US" w:bidi="en_US"/>
+        </w:rPr>
+        <w:t>Acts 19:21</w:t>
+      </w:r>
       <w:r>
         <w:rPr>
           <w:lang w:val="en_US" w:bidi="en_US"/>
         </w:rPr>
         <w:t xml:space="preserve">; </w:t>
       </w:r>
-      <w:hyperlink r:id="rId82">
-        <w:r>
-          <w:rPr>
-            <w:lang w:val="en_US" w:bidi="en_US"/>
-          </w:rPr>
-          <w:rPr>
-            <w:color w:val="0000EE"/>
-            <w:u w:val="single"/>
-          </w:rPr>
-          <w:t>Romans 1:13–15</w:t>
-        </w:r>
-      </w:hyperlink>
+      <w:r>
+        <w:rPr>
+          <w:lang w:val="en_US" w:bidi="en_US"/>
+        </w:rPr>
+        <w:t>Romans 1:13–15</w:t>
+      </w:r>
       <w:r>
         <w:rPr>
           <w:lang w:val="en_US" w:bidi="en_US"/>
@@ -2153,18 +1673,12 @@
         </w:rPr>
         <w:t>” (</w:t>
       </w:r>
-      <w:hyperlink r:id="rId83">
-        <w:r>
-          <w:rPr>
-            <w:lang w:val="en_US" w:bidi="en_US"/>
-          </w:rPr>
-          <w:rPr>
-            <w:color w:val="0000EE"/>
-            <w:u w:val="single"/>
-          </w:rPr>
-          <w:t>Acts 28:30–31</w:t>
-        </w:r>
-      </w:hyperlink>
+      <w:r>
+        <w:rPr>
+          <w:lang w:val="en_US" w:bidi="en_US"/>
+        </w:rPr>
+        <w:t>Acts 28:30–31</w:t>
+      </w:r>
       <w:r>
         <w:rPr>
           <w:lang w:val="en_US" w:bidi="en_US"/>
@@ -2194,54 +1708,36 @@
           <w:lang w:val="en_US" w:bidi="en_US"/>
         </w:rPr>
       </w:r>
-      <w:hyperlink r:id="rId84">
-        <w:r>
-          <w:rPr>
-            <w:lang w:val="en_US" w:bidi="en_US"/>
-          </w:rPr>
-          <w:rPr>
-            <w:color w:val="0000EE"/>
-            <w:u w:val="single"/>
-          </w:rPr>
-          <w:t>Acts 28:15–31</w:t>
-        </w:r>
-      </w:hyperlink>
+      <w:r>
+        <w:rPr>
+          <w:lang w:val="en_US" w:bidi="en_US"/>
+        </w:rPr>
+        <w:t>Acts 28:15–31</w:t>
+      </w:r>
       <w:r>
         <w:rPr>
           <w:lang w:val="en_US" w:bidi="en_US"/>
         </w:rPr>
         <w:t xml:space="preserve">; </w:t>
       </w:r>
-      <w:hyperlink r:id="rId82">
-        <w:r>
-          <w:rPr>
-            <w:lang w:val="en_US" w:bidi="en_US"/>
-          </w:rPr>
-          <w:rPr>
-            <w:color w:val="0000EE"/>
-            <w:u w:val="single"/>
-          </w:rPr>
-          <w:t>Romans 1:13–15</w:t>
-        </w:r>
-      </w:hyperlink>
+      <w:r>
+        <w:rPr>
+          <w:lang w:val="en_US" w:bidi="en_US"/>
+        </w:rPr>
+        <w:t>Romans 1:13–15</w:t>
+      </w:r>
       <w:r>
         <w:rPr>
           <w:lang w:val="en_US" w:bidi="en_US"/>
         </w:rPr>
         <w:t xml:space="preserve">; </w:t>
       </w:r>
-      <w:hyperlink r:id="rId85">
-        <w:r>
-          <w:rPr>
-            <w:lang w:val="en_US" w:bidi="en_US"/>
-          </w:rPr>
-          <w:rPr>
-            <w:color w:val="0000EE"/>
-            <w:u w:val="single"/>
-          </w:rPr>
-          <w:t>16:1–16</w:t>
-        </w:r>
-      </w:hyperlink>
+      <w:r>
+        <w:rPr>
+          <w:lang w:val="en_US" w:bidi="en_US"/>
+        </w:rPr>
+        <w:t>16:1–16</w:t>
+      </w:r>
       <w:r>
         <w:rPr>
           <w:lang w:val="en_US" w:bidi="en_US"/>
@@ -2313,18 +1809,13 @@
         </w:rPr>
         <w:t xml:space="preserve">See </w:t>
       </w:r>
-      <w:hyperlink r:id="rId86">
-        <w:r>
-          <w:rPr>
-            <w:lang w:val="en_US" w:bidi="en_US"/>
-          </w:rPr>
-          <w:rPr>
-            <w:color w:val="0000EE"/>
-            <w:u w:val="single"/>
-          </w:rPr>
-          <w:t>Luke 2:1</w:t>
-        </w:r>
-      </w:hyperlink>
+      <w:r>
+        <w:rPr>
+          <w:i/>
+          <w:lang w:val="en_US" w:bidi="en_US"/>
+        </w:rPr>
+        <w:t>Luke 2:1</w:t>
+      </w:r>
       <w:r>
         <w:rPr>
           <w:lang w:val="en_US" w:bidi="en_US"/>
@@ -2364,37 +1855,27 @@
         </w:rPr>
         <w:t xml:space="preserve">See </w:t>
       </w:r>
-      <w:hyperlink r:id="rId87">
-        <w:r>
-          <w:rPr>
-            <w:lang w:val="en_US" w:bidi="en_US"/>
-          </w:rPr>
-          <w:rPr>
-            <w:color w:val="0000EE"/>
-            <w:u w:val="single"/>
-          </w:rPr>
-          <w:t>Luke 3:1</w:t>
-        </w:r>
-      </w:hyperlink>
       <w:r>
         <w:rPr>
           <w:i/>
           <w:lang w:val="en_US" w:bidi="en_US"/>
         </w:rPr>
+        <w:t>Luke 3:1</w:t>
+      </w:r>
+      <w:r>
+        <w:rPr>
+          <w:i/>
+          <w:lang w:val="en_US" w:bidi="en_US"/>
+        </w:rPr>
         <w:t xml:space="preserve">; </w:t>
       </w:r>
-      <w:hyperlink r:id="rId88">
-        <w:r>
-          <w:rPr>
-            <w:lang w:val="en_US" w:bidi="en_US"/>
-          </w:rPr>
-          <w:rPr>
-            <w:color w:val="0000EE"/>
-            <w:u w:val="single"/>
-          </w:rPr>
-          <w:t>John 19:12</w:t>
-        </w:r>
-      </w:hyperlink>
+      <w:r>
+        <w:rPr>
+          <w:i/>
+          <w:lang w:val="en_US" w:bidi="en_US"/>
+        </w:rPr>
+        <w:t>John 19:12</w:t>
+      </w:r>
       <w:r>
         <w:rPr>
           <w:lang w:val="en_US" w:bidi="en_US"/>
@@ -2465,18 +1946,13 @@
         </w:rPr>
         <w:t xml:space="preserve">See </w:t>
       </w:r>
-      <w:hyperlink r:id="rId79">
-        <w:r>
-          <w:rPr>
-            <w:lang w:val="en_US" w:bidi="en_US"/>
-          </w:rPr>
-          <w:rPr>
-            <w:color w:val="0000EE"/>
-            <w:u w:val="single"/>
-          </w:rPr>
-          <w:t>Acts 18:2</w:t>
-        </w:r>
-      </w:hyperlink>
+      <w:r>
+        <w:rPr>
+          <w:i/>
+          <w:lang w:val="en_US" w:bidi="en_US"/>
+        </w:rPr>
+        <w:t>Acts 18:2</w:t>
+      </w:r>
       <w:r>
         <w:rPr>
           <w:lang w:val="en_US" w:bidi="en_US"/>
@@ -2516,37 +1992,27 @@
         </w:rPr>
         <w:t xml:space="preserve">See </w:t>
       </w:r>
-      <w:hyperlink r:id="rId89">
-        <w:r>
-          <w:rPr>
-            <w:lang w:val="en_US" w:bidi="en_US"/>
-          </w:rPr>
-          <w:rPr>
-            <w:color w:val="0000EE"/>
-            <w:u w:val="single"/>
-          </w:rPr>
-          <w:t>Acts 25:11</w:t>
-        </w:r>
-      </w:hyperlink>
       <w:r>
         <w:rPr>
           <w:i/>
           <w:lang w:val="en_US" w:bidi="en_US"/>
         </w:rPr>
+        <w:t>Acts 25:11</w:t>
+      </w:r>
+      <w:r>
+        <w:rPr>
+          <w:i/>
+          <w:lang w:val="en_US" w:bidi="en_US"/>
+        </w:rPr>
         <w:t xml:space="preserve">; </w:t>
       </w:r>
-      <w:hyperlink r:id="rId90">
-        <w:r>
-          <w:rPr>
-            <w:lang w:val="en_US" w:bidi="en_US"/>
-          </w:rPr>
-          <w:rPr>
-            <w:color w:val="0000EE"/>
-            <w:u w:val="single"/>
-          </w:rPr>
-          <w:t>Romans 13:1–7</w:t>
-        </w:r>
-      </w:hyperlink>
+      <w:r>
+        <w:rPr>
+          <w:i/>
+          <w:lang w:val="en_US" w:bidi="en_US"/>
+        </w:rPr>
+        <w:t>Romans 13:1–7</w:t>
+      </w:r>
       <w:r>
         <w:rPr>
           <w:lang w:val="en_US" w:bidi="en_US"/>
@@ -2651,18 +2117,12 @@
           <w:lang w:val="en_US" w:bidi="en_US"/>
         </w:rPr>
       </w:r>
-      <w:hyperlink r:id="rId91">
-        <w:r>
-          <w:rPr>
-            <w:lang w:val="en_US" w:bidi="en_US"/>
-          </w:rPr>
-          <w:rPr>
-            <w:color w:val="0000EE"/>
-            <w:u w:val="single"/>
-          </w:rPr>
-          <w:t>Revelation 17:9–11</w:t>
-        </w:r>
-      </w:hyperlink>
+      <w:r>
+        <w:rPr>
+          <w:lang w:val="en_US" w:bidi="en_US"/>
+        </w:rPr>
+        <w:t>Revelation 17:9–11</w:t>
+      </w:r>
       <w:r>
         <w:rPr>
           <w:lang w:val="en_US" w:bidi="en_US"/>
@@ -2863,18 +2323,12 @@
         </w:rPr>
         <w:t>, God sent his Son” (</w:t>
       </w:r>
-      <w:hyperlink r:id="rId92">
-        <w:r>
-          <w:rPr>
-            <w:lang w:val="en_US" w:bidi="en_US"/>
-          </w:rPr>
-          <w:rPr>
-            <w:color w:val="0000EE"/>
-            <w:u w:val="single"/>
-          </w:rPr>
-          <w:t>Galatians 4:4</w:t>
-        </w:r>
-      </w:hyperlink>
+      <w:r>
+        <w:rPr>
+          <w:lang w:val="en_US" w:bidi="en_US"/>
+        </w:rPr>
+        <w:t>Galatians 4:4</w:t>
+      </w:r>
       <w:r>
         <w:rPr>
           <w:lang w:val="en_US" w:bidi="en_US"/>
@@ -2894,72 +2348,48 @@
         </w:rPr>
         <w:t xml:space="preserve"> (“Roman peace”). This peace lasted into the 100s AD. Many have noted that Roman rule in the first century AD was ideal for spreading Christianity. The borders were secure, and the roads were good, making travel easy. Roman laws and customs protected citizens' rights (see, for example, </w:t>
       </w:r>
-      <w:hyperlink r:id="rId93">
-        <w:r>
-          <w:rPr>
-            <w:lang w:val="en_US" w:bidi="en_US"/>
-          </w:rPr>
-          <w:rPr>
-            <w:color w:val="0000EE"/>
-            <w:u w:val="single"/>
-          </w:rPr>
-          <w:t>Acts 16:35–40</w:t>
-        </w:r>
-      </w:hyperlink>
+      <w:r>
+        <w:rPr>
+          <w:lang w:val="en_US" w:bidi="en_US"/>
+        </w:rPr>
+        <w:t>Acts 16:35–40</w:t>
+      </w:r>
       <w:r>
         <w:rPr>
           <w:lang w:val="en_US" w:bidi="en_US"/>
         </w:rPr>
         <w:t xml:space="preserve">; </w:t>
       </w:r>
-      <w:hyperlink r:id="rId94">
-        <w:r>
-          <w:rPr>
-            <w:lang w:val="en_US" w:bidi="en_US"/>
-          </w:rPr>
-          <w:rPr>
-            <w:color w:val="0000EE"/>
-            <w:u w:val="single"/>
-          </w:rPr>
-          <w:t>22:24–29</w:t>
-        </w:r>
-      </w:hyperlink>
+      <w:r>
+        <w:rPr>
+          <w:lang w:val="en_US" w:bidi="en_US"/>
+        </w:rPr>
+        <w:t>22:24–29</w:t>
+      </w:r>
       <w:r>
         <w:rPr>
           <w:lang w:val="en_US" w:bidi="en_US"/>
         </w:rPr>
         <w:t xml:space="preserve">). Judaism was protected, and Romans saw Christianity as a Jewish sect (see, for example, </w:t>
       </w:r>
-      <w:hyperlink r:id="rId95">
-        <w:r>
-          <w:rPr>
-            <w:lang w:val="en_US" w:bidi="en_US"/>
-          </w:rPr>
-          <w:rPr>
-            <w:color w:val="0000EE"/>
-            <w:u w:val="single"/>
-          </w:rPr>
-          <w:t>Acts 25:13–19</w:t>
-        </w:r>
-      </w:hyperlink>
+      <w:r>
+        <w:rPr>
+          <w:lang w:val="en_US" w:bidi="en_US"/>
+        </w:rPr>
+        <w:t>Acts 25:13–19</w:t>
+      </w:r>
       <w:r>
         <w:rPr>
           <w:lang w:val="en_US" w:bidi="en_US"/>
         </w:rPr>
         <w:t xml:space="preserve">). Thus, Romans often dismissed complaints against Christians based on religion (see, for example, </w:t>
       </w:r>
-      <w:hyperlink r:id="rId96">
-        <w:r>
-          <w:rPr>
-            <w:lang w:val="en_US" w:bidi="en_US"/>
-          </w:rPr>
-          <w:rPr>
-            <w:color w:val="0000EE"/>
-            <w:u w:val="single"/>
-          </w:rPr>
-          <w:t>Acts 19:23–41</w:t>
-        </w:r>
-      </w:hyperlink>
+      <w:r>
+        <w:rPr>
+          <w:lang w:val="en_US" w:bidi="en_US"/>
+        </w:rPr>
+        <w:t>Acts 19:23–41</w:t>
+      </w:r>
       <w:r>
         <w:rPr>
           <w:lang w:val="en_US" w:bidi="en_US"/>
@@ -3003,18 +2433,12 @@
         </w:rPr>
         <w:t>” (</w:t>
       </w:r>
-      <w:hyperlink r:id="rId97">
-        <w:r>
-          <w:rPr>
-            <w:lang w:val="en_US" w:bidi="en_US"/>
-          </w:rPr>
-          <w:rPr>
-            <w:color w:val="0000EE"/>
-            <w:u w:val="single"/>
-          </w:rPr>
-          <w:t>Revelation 17:6</w:t>
-        </w:r>
-      </w:hyperlink>
+      <w:r>
+        <w:rPr>
+          <w:lang w:val="en_US" w:bidi="en_US"/>
+        </w:rPr>
+        <w:t>Revelation 17:6</w:t>
+      </w:r>
       <w:r>
         <w:rPr>
           <w:lang w:val="en_US" w:bidi="en_US"/>
@@ -3044,162 +2468,108 @@
           <w:lang w:val="en_US" w:bidi="en_US"/>
         </w:rPr>
       </w:r>
-      <w:hyperlink r:id="rId75">
-        <w:r>
-          <w:rPr>
-            <w:lang w:val="en_US" w:bidi="en_US"/>
-          </w:rPr>
-          <w:rPr>
-            <w:color w:val="0000EE"/>
-            <w:u w:val="single"/>
-          </w:rPr>
-          <w:t>Acts 2:10</w:t>
-        </w:r>
-      </w:hyperlink>
+      <w:r>
+        <w:rPr>
+          <w:lang w:val="en_US" w:bidi="en_US"/>
+        </w:rPr>
+        <w:t>Acts 2:10</w:t>
+      </w:r>
       <w:r>
         <w:rPr>
           <w:lang w:val="en_US" w:bidi="en_US"/>
         </w:rPr>
         <w:t xml:space="preserve">; </w:t>
       </w:r>
-      <w:hyperlink r:id="rId79">
-        <w:r>
-          <w:rPr>
-            <w:lang w:val="en_US" w:bidi="en_US"/>
-          </w:rPr>
-          <w:rPr>
-            <w:color w:val="0000EE"/>
-            <w:u w:val="single"/>
-          </w:rPr>
-          <w:t>18:2</w:t>
-        </w:r>
-      </w:hyperlink>
+      <w:r>
+        <w:rPr>
+          <w:lang w:val="en_US" w:bidi="en_US"/>
+        </w:rPr>
+        <w:t>18:2</w:t>
+      </w:r>
       <w:r>
         <w:rPr>
           <w:lang w:val="en_US" w:bidi="en_US"/>
         </w:rPr>
         <w:t xml:space="preserve">; </w:t>
       </w:r>
-      <w:hyperlink r:id="rId81">
-        <w:r>
-          <w:rPr>
-            <w:lang w:val="en_US" w:bidi="en_US"/>
-          </w:rPr>
-          <w:rPr>
-            <w:color w:val="0000EE"/>
-            <w:u w:val="single"/>
-          </w:rPr>
-          <w:t>19:21</w:t>
-        </w:r>
-      </w:hyperlink>
+      <w:r>
+        <w:rPr>
+          <w:lang w:val="en_US" w:bidi="en_US"/>
+        </w:rPr>
+        <w:t>19:21</w:t>
+      </w:r>
       <w:r>
         <w:rPr>
           <w:lang w:val="en_US" w:bidi="en_US"/>
         </w:rPr>
         <w:t xml:space="preserve">; </w:t>
       </w:r>
-      <w:hyperlink r:id="rId98">
-        <w:r>
-          <w:rPr>
-            <w:lang w:val="en_US" w:bidi="en_US"/>
-          </w:rPr>
-          <w:rPr>
-            <w:color w:val="0000EE"/>
-            <w:u w:val="single"/>
-          </w:rPr>
-          <w:t>23:11</w:t>
-        </w:r>
-      </w:hyperlink>
+      <w:r>
+        <w:rPr>
+          <w:lang w:val="en_US" w:bidi="en_US"/>
+        </w:rPr>
+        <w:t>23:11</w:t>
+      </w:r>
       <w:r>
         <w:rPr>
           <w:lang w:val="en_US" w:bidi="en_US"/>
         </w:rPr>
         <w:t xml:space="preserve">; </w:t>
       </w:r>
-      <w:hyperlink r:id="rId99">
-        <w:r>
-          <w:rPr>
-            <w:lang w:val="en_US" w:bidi="en_US"/>
-          </w:rPr>
-          <w:rPr>
-            <w:color w:val="0000EE"/>
-            <w:u w:val="single"/>
-          </w:rPr>
-          <w:t>28:14</w:t>
-        </w:r>
-      </w:hyperlink>
+      <w:r>
+        <w:rPr>
+          <w:lang w:val="en_US" w:bidi="en_US"/>
+        </w:rPr>
+        <w:t>28:14</w:t>
+      </w:r>
       <w:r>
         <w:rPr>
           <w:lang w:val="en_US" w:bidi="en_US"/>
         </w:rPr>
         <w:t xml:space="preserve">, </w:t>
       </w:r>
-      <w:hyperlink r:id="rId100">
-        <w:r>
-          <w:rPr>
-            <w:lang w:val="en_US" w:bidi="en_US"/>
-          </w:rPr>
-          <w:rPr>
-            <w:color w:val="0000EE"/>
-            <w:u w:val="single"/>
-          </w:rPr>
-          <w:t>16</w:t>
-        </w:r>
-      </w:hyperlink>
+      <w:r>
+        <w:rPr>
+          <w:lang w:val="en_US" w:bidi="en_US"/>
+        </w:rPr>
+        <w:t>16</w:t>
+      </w:r>
       <w:r>
         <w:rPr>
           <w:lang w:val="en_US" w:bidi="en_US"/>
         </w:rPr>
         <w:t xml:space="preserve">; </w:t>
       </w:r>
-      <w:hyperlink r:id="rId101">
-        <w:r>
-          <w:rPr>
-            <w:lang w:val="en_US" w:bidi="en_US"/>
-          </w:rPr>
-          <w:rPr>
-            <w:color w:val="0000EE"/>
-            <w:u w:val="single"/>
-          </w:rPr>
-          <w:t>Romans 1:1–7</w:t>
-        </w:r>
-      </w:hyperlink>
+      <w:r>
+        <w:rPr>
+          <w:lang w:val="en_US" w:bidi="en_US"/>
+        </w:rPr>
+        <w:t>Romans 1:1–7</w:t>
+      </w:r>
       <w:r>
         <w:rPr>
           <w:lang w:val="en_US" w:bidi="en_US"/>
         </w:rPr>
         <w:t xml:space="preserve">, </w:t>
       </w:r>
-      <w:hyperlink r:id="rId102">
-        <w:r>
-          <w:rPr>
-            <w:lang w:val="en_US" w:bidi="en_US"/>
-          </w:rPr>
-          <w:rPr>
-            <w:color w:val="0000EE"/>
-            <w:u w:val="single"/>
-          </w:rPr>
-          <w:t>15</w:t>
-        </w:r>
-      </w:hyperlink>
+      <w:r>
+        <w:rPr>
+          <w:lang w:val="en_US" w:bidi="en_US"/>
+        </w:rPr>
+        <w:t>15</w:t>
+      </w:r>
       <w:r>
         <w:rPr>
           <w:lang w:val="en_US" w:bidi="en_US"/>
         </w:rPr>
         <w:t xml:space="preserve">; </w:t>
       </w:r>
-      <w:hyperlink r:id="rId103">
-        <w:r>
-          <w:rPr>
-            <w:lang w:val="en_US" w:bidi="en_US"/>
-          </w:rPr>
-          <w:rPr>
-            <w:color w:val="0000EE"/>
-            <w:u w:val="single"/>
-          </w:rPr>
-          <w:t>2 Timothy 1:17</w:t>
-        </w:r>
-      </w:hyperlink>
+      <w:r>
+        <w:rPr>
+          <w:lang w:val="en_US" w:bidi="en_US"/>
+        </w:rPr>
+        <w:t>2 Timothy 1:17</w:t>
+      </w:r>
       <w:r>
         <w:rPr>
           <w:lang w:val="en_US" w:bidi="en_US"/>
@@ -3248,18 +2618,12 @@
         </w:rPr>
         <w:t>The story of Ruth is about a kind and loyal woman. It shows how God's hidden guidance helps those who love Him (</w:t>
       </w:r>
-      <w:hyperlink r:id="rId104">
-        <w:r>
-          <w:rPr>
-            <w:lang w:val="en_US" w:bidi="en_US"/>
-          </w:rPr>
-          <w:rPr>
-            <w:color w:val="0000EE"/>
-            <w:u w:val="single"/>
-          </w:rPr>
-          <w:t>Romans 8:28</w:t>
-        </w:r>
-      </w:hyperlink>
+      <w:r>
+        <w:rPr>
+          <w:lang w:val="en_US" w:bidi="en_US"/>
+        </w:rPr>
+        <w:t>Romans 8:28</w:t>
+      </w:r>
       <w:r>
         <w:rPr>
           <w:lang w:val="en_US" w:bidi="en_US"/>
@@ -3280,18 +2644,12 @@
         </w:rPr>
         <w:t>Ruth lived during the chaotic time of the judges. She was a foreigner from Moab who married into an Israelite family from Bethlehem while they were in Moab. All the men in this family died in Moab, leaving three widows—Ruth, her mother-in-law Naomi, and her sister-in-law Orpah. When Naomi decided to return to Bethlehem, Ruth chose to go with her. Ruth's expression of love, loyalty, and faith in the Lord, who was Naomi's God, is unmatched (</w:t>
       </w:r>
-      <w:hyperlink r:id="rId105">
-        <w:r>
-          <w:rPr>
-            <w:lang w:val="en_US" w:bidi="en_US"/>
-          </w:rPr>
-          <w:rPr>
-            <w:color w:val="0000EE"/>
-            <w:u w:val="single"/>
-          </w:rPr>
-          <w:t>Ruth 1:16–17</w:t>
-        </w:r>
-      </w:hyperlink>
+      <w:r>
+        <w:rPr>
+          <w:lang w:val="en_US" w:bidi="en_US"/>
+        </w:rPr>
+        <w:t>Ruth 1:16–17</w:t>
+      </w:r>
       <w:r>
         <w:rPr>
           <w:lang w:val="en_US" w:bidi="en_US"/>
@@ -3312,18 +2670,12 @@
         </w:rPr>
         <w:t>As Naomi expected, life in Bethlehem was hard for her and her daughter-in-law. Ruth took the initiative to solve their food problem by gleaning in the grain fields. This task was hard and risky (</w:t>
       </w:r>
-      <w:hyperlink r:id="rId106">
-        <w:r>
-          <w:rPr>
-            <w:lang w:val="en_US" w:bidi="en_US"/>
-          </w:rPr>
-          <w:rPr>
-            <w:color w:val="0000EE"/>
-            <w:u w:val="single"/>
-          </w:rPr>
-          <w:t>Ruth 2:2</w:t>
-        </w:r>
-      </w:hyperlink>
+      <w:r>
+        <w:rPr>
+          <w:lang w:val="en_US" w:bidi="en_US"/>
+        </w:rPr>
+        <w:t>Ruth 2:2</w:t>
+      </w:r>
       <w:r>
         <w:rPr>
           <w:lang w:val="en_US" w:bidi="en_US"/>
@@ -3344,72 +2696,48 @@
         </w:rPr>
         <w:t>With Naomi's encouragement, Ruth asked Boaz, a wealthy landowner who supported her gleaning, to be the family redeemer (</w:t>
       </w:r>
-      <w:hyperlink r:id="rId107">
-        <w:r>
-          <w:rPr>
-            <w:lang w:val="en_US" w:bidi="en_US"/>
-          </w:rPr>
-          <w:rPr>
-            <w:color w:val="0000EE"/>
-            <w:u w:val="single"/>
-          </w:rPr>
-          <w:t>Ruth 3:1–9</w:t>
-        </w:r>
-      </w:hyperlink>
+      <w:r>
+        <w:rPr>
+          <w:lang w:val="en_US" w:bidi="en_US"/>
+        </w:rPr>
+        <w:t>Ruth 3:1–9</w:t>
+      </w:r>
       <w:r>
         <w:rPr>
           <w:lang w:val="en_US" w:bidi="en_US"/>
         </w:rPr>
         <w:t>). This included marriage. By doing this, Ruth showed great family loyalty (</w:t>
       </w:r>
-      <w:hyperlink r:id="rId108">
-        <w:r>
-          <w:rPr>
-            <w:lang w:val="en_US" w:bidi="en_US"/>
-          </w:rPr>
-          <w:rPr>
-            <w:color w:val="0000EE"/>
-            <w:u w:val="single"/>
-          </w:rPr>
-          <w:t>Ruth 3:10</w:t>
-        </w:r>
-      </w:hyperlink>
+      <w:r>
+        <w:rPr>
+          <w:lang w:val="en_US" w:bidi="en_US"/>
+        </w:rPr>
+        <w:t>Ruth 3:10</w:t>
+      </w:r>
       <w:r>
         <w:rPr>
           <w:lang w:val="en_US" w:bidi="en_US"/>
         </w:rPr>
         <w:t>). Ruth's generous and diligent care for Naomi is a major theme in this book. Boaz responded to Ruth's proposal by calling her a virtuous woman (</w:t>
       </w:r>
-      <w:hyperlink r:id="rId109">
-        <w:r>
-          <w:rPr>
-            <w:lang w:val="en_US" w:bidi="en_US"/>
-          </w:rPr>
-          <w:rPr>
-            <w:color w:val="0000EE"/>
-            <w:u w:val="single"/>
-          </w:rPr>
-          <w:t>Ruth 3:11</w:t>
-        </w:r>
-      </w:hyperlink>
+      <w:r>
+        <w:rPr>
+          <w:lang w:val="en_US" w:bidi="en_US"/>
+        </w:rPr>
+        <w:t>Ruth 3:11</w:t>
+      </w:r>
       <w:r>
         <w:rPr>
           <w:lang w:val="en_US" w:bidi="en_US"/>
         </w:rPr>
         <w:t xml:space="preserve">). She showed what it means to be a virtuous and capable wife (see </w:t>
       </w:r>
-      <w:hyperlink r:id="rId110">
-        <w:r>
-          <w:rPr>
-            <w:lang w:val="en_US" w:bidi="en_US"/>
-          </w:rPr>
-          <w:rPr>
-            <w:color w:val="0000EE"/>
-            <w:u w:val="single"/>
-          </w:rPr>
-          <w:t>Proverbs 31:10–31</w:t>
-        </w:r>
-      </w:hyperlink>
+      <w:r>
+        <w:rPr>
+          <w:lang w:val="en_US" w:bidi="en_US"/>
+        </w:rPr>
+        <w:t>Proverbs 31:10–31</w:t>
+      </w:r>
       <w:r>
         <w:rPr>
           <w:lang w:val="en_US" w:bidi="en_US"/>
@@ -3430,18 +2758,12 @@
         </w:rPr>
         <w:t>Boaz resolved the legal matters and then married Ruth. The book concludes with the birth of a baby boy, Obed. This ending reveals an important purpose of the book of Ruth. Obed became King David's grandfather. The New Testament mentions Ruth as one of only five women in the genealogy of Jesus Christ (</w:t>
       </w:r>
-      <w:hyperlink r:id="rId33">
-        <w:r>
-          <w:rPr>
-            <w:lang w:val="en_US" w:bidi="en_US"/>
-          </w:rPr>
-          <w:rPr>
-            <w:color w:val="0000EE"/>
-            <w:u w:val="single"/>
-          </w:rPr>
-          <w:t>Matthew 1:5</w:t>
-        </w:r>
-      </w:hyperlink>
+      <w:r>
+        <w:rPr>
+          <w:lang w:val="en_US" w:bidi="en_US"/>
+        </w:rPr>
+        <w:t>Matthew 1:5</w:t>
+      </w:r>
       <w:r>
         <w:rPr>
           <w:lang w:val="en_US" w:bidi="en_US"/>
@@ -3471,36 +2793,24 @@
           <w:lang w:val="en_US" w:bidi="en_US"/>
         </w:rPr>
       </w:r>
-      <w:hyperlink r:id="rId111">
-        <w:r>
-          <w:rPr>
-            <w:lang w:val="en_US" w:bidi="en_US"/>
-          </w:rPr>
-          <w:rPr>
-            <w:color w:val="0000EE"/>
-            <w:u w:val="single"/>
-          </w:rPr>
-          <w:t>Ruth 1:4–4:13</w:t>
-        </w:r>
-      </w:hyperlink>
+      <w:r>
+        <w:rPr>
+          <w:lang w:val="en_US" w:bidi="en_US"/>
+        </w:rPr>
+        <w:t>Ruth 1:4–4:13</w:t>
+      </w:r>
       <w:r>
         <w:rPr>
           <w:lang w:val="en_US" w:bidi="en_US"/>
         </w:rPr>
         <w:t xml:space="preserve">; </w:t>
       </w:r>
-      <w:hyperlink r:id="rId33">
-        <w:r>
-          <w:rPr>
-            <w:lang w:val="en_US" w:bidi="en_US"/>
-          </w:rPr>
-          <w:rPr>
-            <w:color w:val="0000EE"/>
-            <w:u w:val="single"/>
-          </w:rPr>
-          <w:t>Matthew 1:5</w:t>
-        </w:r>
-      </w:hyperlink>
+      <w:r>
+        <w:rPr>
+          <w:lang w:val="en_US" w:bidi="en_US"/>
+        </w:rPr>
+        <w:t>Matthew 1:5</w:t>
+      </w:r>
       <w:r>
         <w:rPr>
           <w:lang w:val="en_US" w:bidi="en_US"/>
